--- a/public/documents/umowa-podnajmu.docx
+++ b/public/documents/umowa-podnajmu.docx
@@ -1454,8 +1454,7 @@
     <w:tbl>
       <w:tblPr>
         <w:tblStyle w:val="Table"/>
-        <w:tblW w:type="pct" w:w="5000"/>
-        <w:tblLayout w:type="fixed"/>
+        <w:tblW w:type="auto" w:w="0"/>
         <w:tblLook w:firstRow="1" w:lastRow="0" w:firstColumn="0" w:lastColumn="0" w:noHBand="0" w:noVBand="0" w:val="0020"/>
       </w:tblPr>
       <w:tblGrid>
